--- a/content/DATA9900-Data Mining - Sep 2025 Syllabus.docx
+++ b/content/DATA9900-Data Mining - Sep 2025 Syllabus.docx
@@ -1,6 +1,6 @@
 
 <file path=word/document.xml><?xml version="1.0" encoding="utf-8"?>
-<w:document xmlns:wpc="http://schemas.microsoft.com/office/word/2010/wordprocessingCanvas" xmlns:cx="http://schemas.microsoft.com/office/drawing/2014/chartex" xmlns:cx1="http://schemas.microsoft.com/office/drawing/2015/9/8/chartex" xmlns:cx2="http://schemas.microsoft.com/office/drawing/2015/10/21/chartex" xmlns:cx3="http://schemas.microsoft.com/office/drawing/2016/5/9/chartex" xmlns:cx4="http://schemas.microsoft.com/office/drawing/2016/5/10/chartex" xmlns:cx5="http://schemas.microsoft.com/office/drawing/2016/5/11/chartex" xmlns:cx6="http://schemas.microsoft.com/office/drawing/2016/5/12/chartex" xmlns:cx7="http://schemas.microsoft.com/office/drawing/2016/5/13/chartex" xmlns:cx8="http://schemas.microsoft.com/office/drawing/2016/5/14/chartex" xmlns:mc="http://schemas.openxmlformats.org/markup-compatibility/2006" xmlns:aink="http://schemas.microsoft.com/office/drawing/2016/ink" xmlns:am3d="http://schemas.microsoft.com/office/drawing/2017/model3d" xmlns:o="urn:schemas-microsoft-com:office:office" xmlns:oel="http://schemas.microsoft.com/office/2019/extlst" xmlns:r="http://schemas.openxmlformats.org/officeDocument/2006/relationships" xmlns:m="http://schemas.openxmlformats.org/officeDocument/2006/math" xmlns:v="urn:schemas-microsoft-com:vml" xmlns:wp14="http://schemas.microsoft.com/office/word/2010/wordprocessingDrawing" xmlns:wp="http://schemas.openxmlformats.org/drawingml/2006/wordprocessingDrawing" xmlns:w10="urn:schemas-microsoft-com:office:word" xmlns:w="http://schemas.openxmlformats.org/wordprocessingml/2006/main" xmlns:w14="http://schemas.microsoft.com/office/word/2010/wordml" xmlns:w15="http://schemas.microsoft.com/office/word/2012/wordml" xmlns:w16cex="http://schemas.microsoft.com/office/word/2018/wordml/cex" xmlns:w16cid="http://schemas.microsoft.com/office/word/2016/wordml/cid" xmlns:w16="http://schemas.microsoft.com/office/word/2018/wordml" xmlns:w16sdtdh="http://schemas.microsoft.com/office/word/2020/wordml/sdtdatahash" xmlns:w16se="http://schemas.microsoft.com/office/word/2015/wordml/symex" xmlns:wpg="http://schemas.microsoft.com/office/word/2010/wordprocessingGroup" xmlns:wpi="http://schemas.microsoft.com/office/word/2010/wordprocessingInk" xmlns:wne="http://schemas.microsoft.com/office/word/2006/wordml" xmlns:wps="http://schemas.microsoft.com/office/word/2010/wordprocessingShape" mc:Ignorable="w14 w15 w16se w16cid w16 w16cex w16sdtdh wp14">
+<w:document xmlns:wpc="http://schemas.microsoft.com/office/word/2010/wordprocessingCanvas" xmlns:cx="http://schemas.microsoft.com/office/drawing/2014/chartex" xmlns:cx1="http://schemas.microsoft.com/office/drawing/2015/9/8/chartex" xmlns:cx2="http://schemas.microsoft.com/office/drawing/2015/10/21/chartex" xmlns:cx3="http://schemas.microsoft.com/office/drawing/2016/5/9/chartex" xmlns:cx4="http://schemas.microsoft.com/office/drawing/2016/5/10/chartex" xmlns:cx5="http://schemas.microsoft.com/office/drawing/2016/5/11/chartex" xmlns:cx6="http://schemas.microsoft.com/office/drawing/2016/5/12/chartex" xmlns:cx7="http://schemas.microsoft.com/office/drawing/2016/5/13/chartex" xmlns:cx8="http://schemas.microsoft.com/office/drawing/2016/5/14/chartex" xmlns:mc="http://schemas.openxmlformats.org/markup-compatibility/2006" xmlns:aink="http://schemas.microsoft.com/office/drawing/2016/ink" xmlns:am3d="http://schemas.microsoft.com/office/drawing/2017/model3d" xmlns:o="urn:schemas-microsoft-com:office:office" xmlns:oel="http://schemas.microsoft.com/office/2019/extlst" xmlns:r="http://schemas.openxmlformats.org/officeDocument/2006/relationships" xmlns:m="http://schemas.openxmlformats.org/officeDocument/2006/math" xmlns:v="urn:schemas-microsoft-com:vml" xmlns:wp14="http://schemas.microsoft.com/office/word/2010/wordprocessingDrawing" xmlns:wp="http://schemas.openxmlformats.org/drawingml/2006/wordprocessingDrawing" xmlns:w10="urn:schemas-microsoft-com:office:word" xmlns:w="http://schemas.openxmlformats.org/wordprocessingml/2006/main" xmlns:w14="http://schemas.microsoft.com/office/word/2010/wordml" xmlns:w15="http://schemas.microsoft.com/office/word/2012/wordml" xmlns:w16cex="http://schemas.microsoft.com/office/word/2018/wordml/cex" xmlns:w16cid="http://schemas.microsoft.com/office/word/2016/wordml/cid" xmlns:w16="http://schemas.microsoft.com/office/word/2018/wordml" xmlns:w16du="http://schemas.microsoft.com/office/word/2023/wordml/word16du" xmlns:w16sdtdh="http://schemas.microsoft.com/office/word/2020/wordml/sdtdatahash" xmlns:w16sdtfl="http://schemas.microsoft.com/office/word/2024/wordml/sdtformatlock" xmlns:w16se="http://schemas.microsoft.com/office/word/2015/wordml/symex" xmlns:wpg="http://schemas.microsoft.com/office/word/2010/wordprocessingGroup" xmlns:wpi="http://schemas.microsoft.com/office/word/2010/wordprocessingInk" xmlns:wne="http://schemas.microsoft.com/office/word/2006/wordml" xmlns:wps="http://schemas.microsoft.com/office/word/2010/wordprocessingShape" mc:Ignorable="w14 w15 w16se w16cid w16 w16cex w16sdtdh w16sdtfl w16du wp14">
   <w:body>
     <w:tbl>
       <w:tblPr>
@@ -2671,6 +2671,9 @@
         </w:tc>
       </w:tr>
       <w:tr>
+        <w:trPr>
+          <w:trHeight w:val="874"/>
+        </w:trPr>
         <w:tc>
           <w:tcPr>
             <w:tcW w:w="5864" w:type="dxa"/>
@@ -2966,15 +2969,7 @@
                 <w:sz w:val="20"/>
                 <w:szCs w:val="20"/>
               </w:rPr>
-              <w:t>3</w:t>
-            </w:r>
-            <w:r>
-              <w:rPr>
-                <w:rFonts w:cs="Arial"/>
-                <w:sz w:val="20"/>
-                <w:szCs w:val="20"/>
-              </w:rPr>
-              <w:t>0%</w:t>
+              <w:t>30%</w:t>
             </w:r>
           </w:p>
         </w:tc>
@@ -3007,15 +3002,7 @@
                 <w:sz w:val="20"/>
                 <w:szCs w:val="20"/>
               </w:rPr>
-              <w:t xml:space="preserve">2 to </w:t>
-            </w:r>
-            <w:r>
-              <w:rPr>
-                <w:rFonts w:cs="Arial"/>
-                <w:sz w:val="20"/>
-                <w:szCs w:val="20"/>
-              </w:rPr>
-              <w:t>6</w:t>
+              <w:t>2 to 6</w:t>
             </w:r>
           </w:p>
           <w:p>
@@ -3404,7 +3391,6 @@
                 <w:shd w:val="clear" w:color="auto" w:fill="FFFFFF"/>
               </w:rPr>
             </w:pPr>
-            <w:proofErr w:type="spellStart"/>
             <w:r>
               <w:rPr>
                 <w:rFonts w:cs="Arial"/>
@@ -3414,40 +3400,7 @@
                 <w:shd w:val="clear" w:color="auto" w:fill="FFFFFF"/>
               </w:rPr>
               <w:lastRenderedPageBreak/>
-              <w:t>Shmueli</w:t>
-            </w:r>
-            <w:proofErr w:type="spellEnd"/>
-            <w:r>
-              <w:rPr>
-                <w:rFonts w:cs="Arial"/>
-                <w:color w:val="222222"/>
-                <w:sz w:val="20"/>
-                <w:szCs w:val="20"/>
-                <w:shd w:val="clear" w:color="auto" w:fill="FFFFFF"/>
-              </w:rPr>
-              <w:t xml:space="preserve">, G., Bruce, P. C., </w:t>
-            </w:r>
-            <w:proofErr w:type="spellStart"/>
-            <w:r>
-              <w:rPr>
-                <w:rFonts w:cs="Arial"/>
-                <w:color w:val="222222"/>
-                <w:sz w:val="20"/>
-                <w:szCs w:val="20"/>
-                <w:shd w:val="clear" w:color="auto" w:fill="FFFFFF"/>
-              </w:rPr>
-              <w:t>Yahav</w:t>
-            </w:r>
-            <w:proofErr w:type="spellEnd"/>
-            <w:r>
-              <w:rPr>
-                <w:rFonts w:cs="Arial"/>
-                <w:color w:val="222222"/>
-                <w:sz w:val="20"/>
-                <w:szCs w:val="20"/>
-                <w:shd w:val="clear" w:color="auto" w:fill="FFFFFF"/>
-              </w:rPr>
-              <w:t xml:space="preserve">, I., Patel, N. R., &amp; </w:t>
+              <w:t xml:space="preserve">Shmueli, G., Bruce, P. C., Yahav, I., Patel, N. R., &amp; </w:t>
             </w:r>
             <w:proofErr w:type="spellStart"/>
             <w:r>
@@ -3561,55 +3514,7 @@
                 <w:shd w:val="clear" w:color="auto" w:fill="FFFFFF"/>
                 <w:lang w:val="sv-SE"/>
               </w:rPr>
-              <w:t xml:space="preserve">Han, J., </w:t>
-            </w:r>
-            <w:proofErr w:type="spellStart"/>
-            <w:r>
-              <w:rPr>
-                <w:rFonts w:cs="Arial"/>
-                <w:color w:val="222222"/>
-                <w:sz w:val="20"/>
-                <w:szCs w:val="20"/>
-                <w:shd w:val="clear" w:color="auto" w:fill="FFFFFF"/>
-                <w:lang w:val="sv-SE"/>
-              </w:rPr>
-              <w:t>Pei</w:t>
-            </w:r>
-            <w:proofErr w:type="spellEnd"/>
-            <w:r>
-              <w:rPr>
-                <w:rFonts w:cs="Arial"/>
-                <w:color w:val="222222"/>
-                <w:sz w:val="20"/>
-                <w:szCs w:val="20"/>
-                <w:shd w:val="clear" w:color="auto" w:fill="FFFFFF"/>
-                <w:lang w:val="sv-SE"/>
-              </w:rPr>
-              <w:t xml:space="preserve">, J., &amp; </w:t>
-            </w:r>
-            <w:proofErr w:type="spellStart"/>
-            <w:r>
-              <w:rPr>
-                <w:rFonts w:cs="Arial"/>
-                <w:color w:val="222222"/>
-                <w:sz w:val="20"/>
-                <w:szCs w:val="20"/>
-                <w:shd w:val="clear" w:color="auto" w:fill="FFFFFF"/>
-                <w:lang w:val="sv-SE"/>
-              </w:rPr>
-              <w:t>Tong</w:t>
-            </w:r>
-            <w:proofErr w:type="spellEnd"/>
-            <w:r>
-              <w:rPr>
-                <w:rFonts w:cs="Arial"/>
-                <w:color w:val="222222"/>
-                <w:sz w:val="20"/>
-                <w:szCs w:val="20"/>
-                <w:shd w:val="clear" w:color="auto" w:fill="FFFFFF"/>
-                <w:lang w:val="sv-SE"/>
-              </w:rPr>
-              <w:t>, H. (2022). </w:t>
+              <w:t>Han, J., Pei, J., &amp; Tong, H. (2022). </w:t>
             </w:r>
             <w:r>
               <w:rPr>
@@ -3671,7 +3576,6 @@
                 <w:shd w:val="clear" w:color="auto" w:fill="FFFFFF"/>
               </w:rPr>
             </w:pPr>
-            <w:proofErr w:type="spellStart"/>
             <w:r>
               <w:rPr>
                 <w:rFonts w:cs="Arial"/>
@@ -3680,18 +3584,7 @@
                 <w:szCs w:val="20"/>
                 <w:shd w:val="clear" w:color="auto" w:fill="FFFFFF"/>
               </w:rPr>
-              <w:t>Linoff</w:t>
-            </w:r>
-            <w:proofErr w:type="spellEnd"/>
-            <w:r>
-              <w:rPr>
-                <w:rFonts w:cs="Arial"/>
-                <w:color w:val="222222"/>
-                <w:sz w:val="20"/>
-                <w:szCs w:val="20"/>
-                <w:shd w:val="clear" w:color="auto" w:fill="FFFFFF"/>
-              </w:rPr>
-              <w:t>, G. S., &amp; Berry, M. J. (2011). </w:t>
+              <w:t>Linoff, G. S., &amp; Berry, M. J. (2011). </w:t>
             </w:r>
             <w:r>
               <w:rPr>
@@ -3740,29 +3633,7 @@
                 <w:szCs w:val="20"/>
                 <w:shd w:val="clear" w:color="auto" w:fill="FFFFFF"/>
               </w:rPr>
-              <w:t xml:space="preserve">Han, J., </w:t>
-            </w:r>
-            <w:proofErr w:type="spellStart"/>
-            <w:r>
-              <w:rPr>
-                <w:rFonts w:cs="Arial"/>
-                <w:color w:val="222222"/>
-                <w:sz w:val="20"/>
-                <w:szCs w:val="20"/>
-                <w:shd w:val="clear" w:color="auto" w:fill="FFFFFF"/>
-              </w:rPr>
-              <w:t>Kamber</w:t>
-            </w:r>
-            <w:proofErr w:type="spellEnd"/>
-            <w:r>
-              <w:rPr>
-                <w:rFonts w:cs="Arial"/>
-                <w:color w:val="222222"/>
-                <w:sz w:val="20"/>
-                <w:szCs w:val="20"/>
-                <w:shd w:val="clear" w:color="auto" w:fill="FFFFFF"/>
-              </w:rPr>
-              <w:t>, M., &amp; Pei, J. (2012). Data mining concepts and techniques third edition. </w:t>
+              <w:t>Han, J., Kamber, M., &amp; Pei, J. (2012). Data mining concepts and techniques third edition. </w:t>
             </w:r>
             <w:r>
               <w:rPr>
@@ -3774,33 +3645,7 @@
                 <w:szCs w:val="20"/>
                 <w:shd w:val="clear" w:color="auto" w:fill="FFFFFF"/>
               </w:rPr>
-              <w:t xml:space="preserve">University of Illinois at Urbana-Champaign Micheline </w:t>
-            </w:r>
-            <w:proofErr w:type="spellStart"/>
-            <w:r>
-              <w:rPr>
-                <w:rFonts w:cs="Arial"/>
-                <w:i/>
-                <w:iCs/>
-                <w:color w:val="222222"/>
-                <w:sz w:val="20"/>
-                <w:szCs w:val="20"/>
-                <w:shd w:val="clear" w:color="auto" w:fill="FFFFFF"/>
-              </w:rPr>
-              <w:t>Kamber</w:t>
-            </w:r>
-            <w:proofErr w:type="spellEnd"/>
-            <w:r>
-              <w:rPr>
-                <w:rFonts w:cs="Arial"/>
-                <w:i/>
-                <w:iCs/>
-                <w:color w:val="222222"/>
-                <w:sz w:val="20"/>
-                <w:szCs w:val="20"/>
-                <w:shd w:val="clear" w:color="auto" w:fill="FFFFFF"/>
-              </w:rPr>
-              <w:t xml:space="preserve"> Jian Pei Simon Fraser University</w:t>
+              <w:t>University of Illinois at Urbana-Champaign Micheline Kamber Jian Pei Simon Fraser University</w:t>
             </w:r>
             <w:r>
               <w:rPr>
@@ -3837,29 +3682,7 @@
                 <w:szCs w:val="20"/>
                 <w:shd w:val="clear" w:color="auto" w:fill="FFFFFF"/>
               </w:rPr>
-              <w:t xml:space="preserve">Aggarwal, </w:t>
-            </w:r>
-            <w:proofErr w:type="spellStart"/>
-            <w:r>
-              <w:rPr>
-                <w:rFonts w:cs="Arial"/>
-                <w:color w:val="222222"/>
-                <w:sz w:val="20"/>
-                <w:szCs w:val="20"/>
-                <w:shd w:val="clear" w:color="auto" w:fill="FFFFFF"/>
-              </w:rPr>
-              <w:t>Charu</w:t>
-            </w:r>
-            <w:proofErr w:type="spellEnd"/>
-            <w:r>
-              <w:rPr>
-                <w:rFonts w:cs="Arial"/>
-                <w:color w:val="222222"/>
-                <w:sz w:val="20"/>
-                <w:szCs w:val="20"/>
-                <w:shd w:val="clear" w:color="auto" w:fill="FFFFFF"/>
-              </w:rPr>
-              <w:t xml:space="preserve"> C. </w:t>
+              <w:t>Aggarwal, Charu C. </w:t>
             </w:r>
             <w:r>
               <w:rPr>
@@ -4243,7 +4066,7 @@
 </file>
 
 <file path=word/endnotes.xml><?xml version="1.0" encoding="utf-8"?>
-<w:endnotes xmlns:wpc="http://schemas.microsoft.com/office/word/2010/wordprocessingCanvas" xmlns:cx="http://schemas.microsoft.com/office/drawing/2014/chartex" xmlns:cx1="http://schemas.microsoft.com/office/drawing/2015/9/8/chartex" xmlns:cx2="http://schemas.microsoft.com/office/drawing/2015/10/21/chartex" xmlns:cx3="http://schemas.microsoft.com/office/drawing/2016/5/9/chartex" xmlns:cx4="http://schemas.microsoft.com/office/drawing/2016/5/10/chartex" xmlns:cx5="http://schemas.microsoft.com/office/drawing/2016/5/11/chartex" xmlns:cx6="http://schemas.microsoft.com/office/drawing/2016/5/12/chartex" xmlns:cx7="http://schemas.microsoft.com/office/drawing/2016/5/13/chartex" xmlns:cx8="http://schemas.microsoft.com/office/drawing/2016/5/14/chartex" xmlns:mc="http://schemas.openxmlformats.org/markup-compatibility/2006" xmlns:aink="http://schemas.microsoft.com/office/drawing/2016/ink" xmlns:am3d="http://schemas.microsoft.com/office/drawing/2017/model3d" xmlns:o="urn:schemas-microsoft-com:office:office" xmlns:oel="http://schemas.microsoft.com/office/2019/extlst" xmlns:r="http://schemas.openxmlformats.org/officeDocument/2006/relationships" xmlns:m="http://schemas.openxmlformats.org/officeDocument/2006/math" xmlns:v="urn:schemas-microsoft-com:vml" xmlns:wp14="http://schemas.microsoft.com/office/word/2010/wordprocessingDrawing" xmlns:wp="http://schemas.openxmlformats.org/drawingml/2006/wordprocessingDrawing" xmlns:w10="urn:schemas-microsoft-com:office:word" xmlns:w="http://schemas.openxmlformats.org/wordprocessingml/2006/main" xmlns:w14="http://schemas.microsoft.com/office/word/2010/wordml" xmlns:w15="http://schemas.microsoft.com/office/word/2012/wordml" xmlns:w16cex="http://schemas.microsoft.com/office/word/2018/wordml/cex" xmlns:w16cid="http://schemas.microsoft.com/office/word/2016/wordml/cid" xmlns:w16="http://schemas.microsoft.com/office/word/2018/wordml" xmlns:w16sdtdh="http://schemas.microsoft.com/office/word/2020/wordml/sdtdatahash" xmlns:w16se="http://schemas.microsoft.com/office/word/2015/wordml/symex" xmlns:wpg="http://schemas.microsoft.com/office/word/2010/wordprocessingGroup" xmlns:wpi="http://schemas.microsoft.com/office/word/2010/wordprocessingInk" xmlns:wne="http://schemas.microsoft.com/office/word/2006/wordml" xmlns:wps="http://schemas.microsoft.com/office/word/2010/wordprocessingShape" mc:Ignorable="w14 w15 w16se w16cid w16 w16cex w16sdtdh wp14">
+<w:endnotes xmlns:wpc="http://schemas.microsoft.com/office/word/2010/wordprocessingCanvas" xmlns:cx="http://schemas.microsoft.com/office/drawing/2014/chartex" xmlns:cx1="http://schemas.microsoft.com/office/drawing/2015/9/8/chartex" xmlns:cx2="http://schemas.microsoft.com/office/drawing/2015/10/21/chartex" xmlns:cx3="http://schemas.microsoft.com/office/drawing/2016/5/9/chartex" xmlns:cx4="http://schemas.microsoft.com/office/drawing/2016/5/10/chartex" xmlns:cx5="http://schemas.microsoft.com/office/drawing/2016/5/11/chartex" xmlns:cx6="http://schemas.microsoft.com/office/drawing/2016/5/12/chartex" xmlns:cx7="http://schemas.microsoft.com/office/drawing/2016/5/13/chartex" xmlns:cx8="http://schemas.microsoft.com/office/drawing/2016/5/14/chartex" xmlns:mc="http://schemas.openxmlformats.org/markup-compatibility/2006" xmlns:aink="http://schemas.microsoft.com/office/drawing/2016/ink" xmlns:am3d="http://schemas.microsoft.com/office/drawing/2017/model3d" xmlns:o="urn:schemas-microsoft-com:office:office" xmlns:oel="http://schemas.microsoft.com/office/2019/extlst" xmlns:r="http://schemas.openxmlformats.org/officeDocument/2006/relationships" xmlns:m="http://schemas.openxmlformats.org/officeDocument/2006/math" xmlns:v="urn:schemas-microsoft-com:vml" xmlns:wp14="http://schemas.microsoft.com/office/word/2010/wordprocessingDrawing" xmlns:wp="http://schemas.openxmlformats.org/drawingml/2006/wordprocessingDrawing" xmlns:w10="urn:schemas-microsoft-com:office:word" xmlns:w="http://schemas.openxmlformats.org/wordprocessingml/2006/main" xmlns:w14="http://schemas.microsoft.com/office/word/2010/wordml" xmlns:w15="http://schemas.microsoft.com/office/word/2012/wordml" xmlns:w16cex="http://schemas.microsoft.com/office/word/2018/wordml/cex" xmlns:w16cid="http://schemas.microsoft.com/office/word/2016/wordml/cid" xmlns:w16="http://schemas.microsoft.com/office/word/2018/wordml" xmlns:w16du="http://schemas.microsoft.com/office/word/2023/wordml/word16du" xmlns:w16sdtdh="http://schemas.microsoft.com/office/word/2020/wordml/sdtdatahash" xmlns:w16sdtfl="http://schemas.microsoft.com/office/word/2024/wordml/sdtformatlock" xmlns:w16se="http://schemas.microsoft.com/office/word/2015/wordml/symex" xmlns:wpg="http://schemas.microsoft.com/office/word/2010/wordprocessingGroup" xmlns:wpi="http://schemas.microsoft.com/office/word/2010/wordprocessingInk" xmlns:wne="http://schemas.microsoft.com/office/word/2006/wordml" xmlns:wps="http://schemas.microsoft.com/office/word/2010/wordprocessingShape" mc:Ignorable="w14 w15 w16se w16cid w16 w16cex w16sdtdh w16sdtfl w16du wp14">
   <w:endnote w:type="separator" w:id="-1">
     <w:p>
       <w:r>
@@ -4262,7 +4085,7 @@
 </file>
 
 <file path=word/footer1.xml><?xml version="1.0" encoding="utf-8"?>
-<w:ftr xmlns:wpc="http://schemas.microsoft.com/office/word/2010/wordprocessingCanvas" xmlns:cx="http://schemas.microsoft.com/office/drawing/2014/chartex" xmlns:cx1="http://schemas.microsoft.com/office/drawing/2015/9/8/chartex" xmlns:cx2="http://schemas.microsoft.com/office/drawing/2015/10/21/chartex" xmlns:cx3="http://schemas.microsoft.com/office/drawing/2016/5/9/chartex" xmlns:cx4="http://schemas.microsoft.com/office/drawing/2016/5/10/chartex" xmlns:cx5="http://schemas.microsoft.com/office/drawing/2016/5/11/chartex" xmlns:cx6="http://schemas.microsoft.com/office/drawing/2016/5/12/chartex" xmlns:cx7="http://schemas.microsoft.com/office/drawing/2016/5/13/chartex" xmlns:cx8="http://schemas.microsoft.com/office/drawing/2016/5/14/chartex" xmlns:mc="http://schemas.openxmlformats.org/markup-compatibility/2006" xmlns:aink="http://schemas.microsoft.com/office/drawing/2016/ink" xmlns:am3d="http://schemas.microsoft.com/office/drawing/2017/model3d" xmlns:o="urn:schemas-microsoft-com:office:office" xmlns:oel="http://schemas.microsoft.com/office/2019/extlst" xmlns:r="http://schemas.openxmlformats.org/officeDocument/2006/relationships" xmlns:m="http://schemas.openxmlformats.org/officeDocument/2006/math" xmlns:v="urn:schemas-microsoft-com:vml" xmlns:wp14="http://schemas.microsoft.com/office/word/2010/wordprocessingDrawing" xmlns:wp="http://schemas.openxmlformats.org/drawingml/2006/wordprocessingDrawing" xmlns:w10="urn:schemas-microsoft-com:office:word" xmlns:w="http://schemas.openxmlformats.org/wordprocessingml/2006/main" xmlns:w14="http://schemas.microsoft.com/office/word/2010/wordml" xmlns:w15="http://schemas.microsoft.com/office/word/2012/wordml" xmlns:w16cex="http://schemas.microsoft.com/office/word/2018/wordml/cex" xmlns:w16cid="http://schemas.microsoft.com/office/word/2016/wordml/cid" xmlns:w16="http://schemas.microsoft.com/office/word/2018/wordml" xmlns:w16sdtdh="http://schemas.microsoft.com/office/word/2020/wordml/sdtdatahash" xmlns:w16se="http://schemas.microsoft.com/office/word/2015/wordml/symex" xmlns:wpg="http://schemas.microsoft.com/office/word/2010/wordprocessingGroup" xmlns:wpi="http://schemas.microsoft.com/office/word/2010/wordprocessingInk" xmlns:wne="http://schemas.microsoft.com/office/word/2006/wordml" xmlns:wps="http://schemas.microsoft.com/office/word/2010/wordprocessingShape" mc:Ignorable="w14 w15 w16se w16cid w16 w16cex w16sdtdh wp14">
+<w:ftr xmlns:wpc="http://schemas.microsoft.com/office/word/2010/wordprocessingCanvas" xmlns:cx="http://schemas.microsoft.com/office/drawing/2014/chartex" xmlns:cx1="http://schemas.microsoft.com/office/drawing/2015/9/8/chartex" xmlns:cx2="http://schemas.microsoft.com/office/drawing/2015/10/21/chartex" xmlns:cx3="http://schemas.microsoft.com/office/drawing/2016/5/9/chartex" xmlns:cx4="http://schemas.microsoft.com/office/drawing/2016/5/10/chartex" xmlns:cx5="http://schemas.microsoft.com/office/drawing/2016/5/11/chartex" xmlns:cx6="http://schemas.microsoft.com/office/drawing/2016/5/12/chartex" xmlns:cx7="http://schemas.microsoft.com/office/drawing/2016/5/13/chartex" xmlns:cx8="http://schemas.microsoft.com/office/drawing/2016/5/14/chartex" xmlns:mc="http://schemas.openxmlformats.org/markup-compatibility/2006" xmlns:aink="http://schemas.microsoft.com/office/drawing/2016/ink" xmlns:am3d="http://schemas.microsoft.com/office/drawing/2017/model3d" xmlns:o="urn:schemas-microsoft-com:office:office" xmlns:oel="http://schemas.microsoft.com/office/2019/extlst" xmlns:r="http://schemas.openxmlformats.org/officeDocument/2006/relationships" xmlns:m="http://schemas.openxmlformats.org/officeDocument/2006/math" xmlns:v="urn:schemas-microsoft-com:vml" xmlns:wp14="http://schemas.microsoft.com/office/word/2010/wordprocessingDrawing" xmlns:wp="http://schemas.openxmlformats.org/drawingml/2006/wordprocessingDrawing" xmlns:w10="urn:schemas-microsoft-com:office:word" xmlns:w="http://schemas.openxmlformats.org/wordprocessingml/2006/main" xmlns:w14="http://schemas.microsoft.com/office/word/2010/wordml" xmlns:w15="http://schemas.microsoft.com/office/word/2012/wordml" xmlns:w16cex="http://schemas.microsoft.com/office/word/2018/wordml/cex" xmlns:w16cid="http://schemas.microsoft.com/office/word/2016/wordml/cid" xmlns:w16="http://schemas.microsoft.com/office/word/2018/wordml" xmlns:w16du="http://schemas.microsoft.com/office/word/2023/wordml/word16du" xmlns:w16sdtdh="http://schemas.microsoft.com/office/word/2020/wordml/sdtdatahash" xmlns:w16sdtfl="http://schemas.microsoft.com/office/word/2024/wordml/sdtformatlock" xmlns:w16se="http://schemas.microsoft.com/office/word/2015/wordml/symex" xmlns:wpg="http://schemas.microsoft.com/office/word/2010/wordprocessingGroup" xmlns:wpi="http://schemas.microsoft.com/office/word/2010/wordprocessingInk" xmlns:wne="http://schemas.microsoft.com/office/word/2006/wordml" xmlns:wps="http://schemas.microsoft.com/office/word/2010/wordprocessingShape" mc:Ignorable="w14 w15 w16se w16cid w16 w16cex w16sdtdh w16sdtfl w16du wp14">
   <w:p>
     <w:pPr>
       <w:pStyle w:val="Footer"/>
@@ -4313,7 +4136,7 @@
 </file>
 
 <file path=word/footer2.xml><?xml version="1.0" encoding="utf-8"?>
-<w:ftr xmlns:wpc="http://schemas.microsoft.com/office/word/2010/wordprocessingCanvas" xmlns:cx="http://schemas.microsoft.com/office/drawing/2014/chartex" xmlns:cx1="http://schemas.microsoft.com/office/drawing/2015/9/8/chartex" xmlns:cx2="http://schemas.microsoft.com/office/drawing/2015/10/21/chartex" xmlns:cx3="http://schemas.microsoft.com/office/drawing/2016/5/9/chartex" xmlns:cx4="http://schemas.microsoft.com/office/drawing/2016/5/10/chartex" xmlns:cx5="http://schemas.microsoft.com/office/drawing/2016/5/11/chartex" xmlns:cx6="http://schemas.microsoft.com/office/drawing/2016/5/12/chartex" xmlns:cx7="http://schemas.microsoft.com/office/drawing/2016/5/13/chartex" xmlns:cx8="http://schemas.microsoft.com/office/drawing/2016/5/14/chartex" xmlns:mc="http://schemas.openxmlformats.org/markup-compatibility/2006" xmlns:aink="http://schemas.microsoft.com/office/drawing/2016/ink" xmlns:am3d="http://schemas.microsoft.com/office/drawing/2017/model3d" xmlns:o="urn:schemas-microsoft-com:office:office" xmlns:oel="http://schemas.microsoft.com/office/2019/extlst" xmlns:r="http://schemas.openxmlformats.org/officeDocument/2006/relationships" xmlns:m="http://schemas.openxmlformats.org/officeDocument/2006/math" xmlns:v="urn:schemas-microsoft-com:vml" xmlns:wp14="http://schemas.microsoft.com/office/word/2010/wordprocessingDrawing" xmlns:wp="http://schemas.openxmlformats.org/drawingml/2006/wordprocessingDrawing" xmlns:w10="urn:schemas-microsoft-com:office:word" xmlns:w="http://schemas.openxmlformats.org/wordprocessingml/2006/main" xmlns:w14="http://schemas.microsoft.com/office/word/2010/wordml" xmlns:w15="http://schemas.microsoft.com/office/word/2012/wordml" xmlns:w16cex="http://schemas.microsoft.com/office/word/2018/wordml/cex" xmlns:w16cid="http://schemas.microsoft.com/office/word/2016/wordml/cid" xmlns:w16="http://schemas.microsoft.com/office/word/2018/wordml" xmlns:w16sdtdh="http://schemas.microsoft.com/office/word/2020/wordml/sdtdatahash" xmlns:w16se="http://schemas.microsoft.com/office/word/2015/wordml/symex" xmlns:wpg="http://schemas.microsoft.com/office/word/2010/wordprocessingGroup" xmlns:wpi="http://schemas.microsoft.com/office/word/2010/wordprocessingInk" xmlns:wne="http://schemas.microsoft.com/office/word/2006/wordml" xmlns:wps="http://schemas.microsoft.com/office/word/2010/wordprocessingShape" mc:Ignorable="w14 w15 w16se w16cid w16 w16cex w16sdtdh wp14">
+<w:ftr xmlns:wpc="http://schemas.microsoft.com/office/word/2010/wordprocessingCanvas" xmlns:cx="http://schemas.microsoft.com/office/drawing/2014/chartex" xmlns:cx1="http://schemas.microsoft.com/office/drawing/2015/9/8/chartex" xmlns:cx2="http://schemas.microsoft.com/office/drawing/2015/10/21/chartex" xmlns:cx3="http://schemas.microsoft.com/office/drawing/2016/5/9/chartex" xmlns:cx4="http://schemas.microsoft.com/office/drawing/2016/5/10/chartex" xmlns:cx5="http://schemas.microsoft.com/office/drawing/2016/5/11/chartex" xmlns:cx6="http://schemas.microsoft.com/office/drawing/2016/5/12/chartex" xmlns:cx7="http://schemas.microsoft.com/office/drawing/2016/5/13/chartex" xmlns:cx8="http://schemas.microsoft.com/office/drawing/2016/5/14/chartex" xmlns:mc="http://schemas.openxmlformats.org/markup-compatibility/2006" xmlns:aink="http://schemas.microsoft.com/office/drawing/2016/ink" xmlns:am3d="http://schemas.microsoft.com/office/drawing/2017/model3d" xmlns:o="urn:schemas-microsoft-com:office:office" xmlns:oel="http://schemas.microsoft.com/office/2019/extlst" xmlns:r="http://schemas.openxmlformats.org/officeDocument/2006/relationships" xmlns:m="http://schemas.openxmlformats.org/officeDocument/2006/math" xmlns:v="urn:schemas-microsoft-com:vml" xmlns:wp14="http://schemas.microsoft.com/office/word/2010/wordprocessingDrawing" xmlns:wp="http://schemas.openxmlformats.org/drawingml/2006/wordprocessingDrawing" xmlns:w10="urn:schemas-microsoft-com:office:word" xmlns:w="http://schemas.openxmlformats.org/wordprocessingml/2006/main" xmlns:w14="http://schemas.microsoft.com/office/word/2010/wordml" xmlns:w15="http://schemas.microsoft.com/office/word/2012/wordml" xmlns:w16cex="http://schemas.microsoft.com/office/word/2018/wordml/cex" xmlns:w16cid="http://schemas.microsoft.com/office/word/2016/wordml/cid" xmlns:w16="http://schemas.microsoft.com/office/word/2018/wordml" xmlns:w16du="http://schemas.microsoft.com/office/word/2023/wordml/word16du" xmlns:w16sdtdh="http://schemas.microsoft.com/office/word/2020/wordml/sdtdatahash" xmlns:w16sdtfl="http://schemas.microsoft.com/office/word/2024/wordml/sdtformatlock" xmlns:w16se="http://schemas.microsoft.com/office/word/2015/wordml/symex" xmlns:wpg="http://schemas.microsoft.com/office/word/2010/wordprocessingGroup" xmlns:wpi="http://schemas.microsoft.com/office/word/2010/wordprocessingInk" xmlns:wne="http://schemas.microsoft.com/office/word/2006/wordml" xmlns:wps="http://schemas.microsoft.com/office/word/2010/wordprocessingShape" mc:Ignorable="w14 w15 w16se w16cid w16 w16cex w16sdtdh w16sdtfl w16du wp14">
   <w:p>
     <w:pPr>
       <w:pStyle w:val="Footer"/>
@@ -4364,7 +4187,7 @@
 </file>
 
 <file path=word/footnotes.xml><?xml version="1.0" encoding="utf-8"?>
-<w:footnotes xmlns:wpc="http://schemas.microsoft.com/office/word/2010/wordprocessingCanvas" xmlns:cx="http://schemas.microsoft.com/office/drawing/2014/chartex" xmlns:cx1="http://schemas.microsoft.com/office/drawing/2015/9/8/chartex" xmlns:cx2="http://schemas.microsoft.com/office/drawing/2015/10/21/chartex" xmlns:cx3="http://schemas.microsoft.com/office/drawing/2016/5/9/chartex" xmlns:cx4="http://schemas.microsoft.com/office/drawing/2016/5/10/chartex" xmlns:cx5="http://schemas.microsoft.com/office/drawing/2016/5/11/chartex" xmlns:cx6="http://schemas.microsoft.com/office/drawing/2016/5/12/chartex" xmlns:cx7="http://schemas.microsoft.com/office/drawing/2016/5/13/chartex" xmlns:cx8="http://schemas.microsoft.com/office/drawing/2016/5/14/chartex" xmlns:mc="http://schemas.openxmlformats.org/markup-compatibility/2006" xmlns:aink="http://schemas.microsoft.com/office/drawing/2016/ink" xmlns:am3d="http://schemas.microsoft.com/office/drawing/2017/model3d" xmlns:o="urn:schemas-microsoft-com:office:office" xmlns:oel="http://schemas.microsoft.com/office/2019/extlst" xmlns:r="http://schemas.openxmlformats.org/officeDocument/2006/relationships" xmlns:m="http://schemas.openxmlformats.org/officeDocument/2006/math" xmlns:v="urn:schemas-microsoft-com:vml" xmlns:wp14="http://schemas.microsoft.com/office/word/2010/wordprocessingDrawing" xmlns:wp="http://schemas.openxmlformats.org/drawingml/2006/wordprocessingDrawing" xmlns:w10="urn:schemas-microsoft-com:office:word" xmlns:w="http://schemas.openxmlformats.org/wordprocessingml/2006/main" xmlns:w14="http://schemas.microsoft.com/office/word/2010/wordml" xmlns:w15="http://schemas.microsoft.com/office/word/2012/wordml" xmlns:w16cex="http://schemas.microsoft.com/office/word/2018/wordml/cex" xmlns:w16cid="http://schemas.microsoft.com/office/word/2016/wordml/cid" xmlns:w16="http://schemas.microsoft.com/office/word/2018/wordml" xmlns:w16sdtdh="http://schemas.microsoft.com/office/word/2020/wordml/sdtdatahash" xmlns:w16se="http://schemas.microsoft.com/office/word/2015/wordml/symex" xmlns:wpg="http://schemas.microsoft.com/office/word/2010/wordprocessingGroup" xmlns:wpi="http://schemas.microsoft.com/office/word/2010/wordprocessingInk" xmlns:wne="http://schemas.microsoft.com/office/word/2006/wordml" xmlns:wps="http://schemas.microsoft.com/office/word/2010/wordprocessingShape" mc:Ignorable="w14 w15 w16se w16cid w16 w16cex w16sdtdh wp14">
+<w:footnotes xmlns:wpc="http://schemas.microsoft.com/office/word/2010/wordprocessingCanvas" xmlns:cx="http://schemas.microsoft.com/office/drawing/2014/chartex" xmlns:cx1="http://schemas.microsoft.com/office/drawing/2015/9/8/chartex" xmlns:cx2="http://schemas.microsoft.com/office/drawing/2015/10/21/chartex" xmlns:cx3="http://schemas.microsoft.com/office/drawing/2016/5/9/chartex" xmlns:cx4="http://schemas.microsoft.com/office/drawing/2016/5/10/chartex" xmlns:cx5="http://schemas.microsoft.com/office/drawing/2016/5/11/chartex" xmlns:cx6="http://schemas.microsoft.com/office/drawing/2016/5/12/chartex" xmlns:cx7="http://schemas.microsoft.com/office/drawing/2016/5/13/chartex" xmlns:cx8="http://schemas.microsoft.com/office/drawing/2016/5/14/chartex" xmlns:mc="http://schemas.openxmlformats.org/markup-compatibility/2006" xmlns:aink="http://schemas.microsoft.com/office/drawing/2016/ink" xmlns:am3d="http://schemas.microsoft.com/office/drawing/2017/model3d" xmlns:o="urn:schemas-microsoft-com:office:office" xmlns:oel="http://schemas.microsoft.com/office/2019/extlst" xmlns:r="http://schemas.openxmlformats.org/officeDocument/2006/relationships" xmlns:m="http://schemas.openxmlformats.org/officeDocument/2006/math" xmlns:v="urn:schemas-microsoft-com:vml" xmlns:wp14="http://schemas.microsoft.com/office/word/2010/wordprocessingDrawing" xmlns:wp="http://schemas.openxmlformats.org/drawingml/2006/wordprocessingDrawing" xmlns:w10="urn:schemas-microsoft-com:office:word" xmlns:w="http://schemas.openxmlformats.org/wordprocessingml/2006/main" xmlns:w14="http://schemas.microsoft.com/office/word/2010/wordml" xmlns:w15="http://schemas.microsoft.com/office/word/2012/wordml" xmlns:w16cex="http://schemas.microsoft.com/office/word/2018/wordml/cex" xmlns:w16cid="http://schemas.microsoft.com/office/word/2016/wordml/cid" xmlns:w16="http://schemas.microsoft.com/office/word/2018/wordml" xmlns:w16du="http://schemas.microsoft.com/office/word/2023/wordml/word16du" xmlns:w16sdtdh="http://schemas.microsoft.com/office/word/2020/wordml/sdtdatahash" xmlns:w16sdtfl="http://schemas.microsoft.com/office/word/2024/wordml/sdtformatlock" xmlns:w16se="http://schemas.microsoft.com/office/word/2015/wordml/symex" xmlns:wpg="http://schemas.microsoft.com/office/word/2010/wordprocessingGroup" xmlns:wpi="http://schemas.microsoft.com/office/word/2010/wordprocessingInk" xmlns:wne="http://schemas.microsoft.com/office/word/2006/wordml" xmlns:wps="http://schemas.microsoft.com/office/word/2010/wordprocessingShape" mc:Ignorable="w14 w15 w16se w16cid w16 w16cex w16sdtdh w16sdtfl w16du wp14">
   <w:footnote w:type="separator" w:id="-1">
     <w:p>
       <w:r>
@@ -4383,7 +4206,7 @@
 </file>
 
 <file path=word/header1.xml><?xml version="1.0" encoding="utf-8"?>
-<w:hdr xmlns:wpc="http://schemas.microsoft.com/office/word/2010/wordprocessingCanvas" xmlns:cx="http://schemas.microsoft.com/office/drawing/2014/chartex" xmlns:cx1="http://schemas.microsoft.com/office/drawing/2015/9/8/chartex" xmlns:cx2="http://schemas.microsoft.com/office/drawing/2015/10/21/chartex" xmlns:cx3="http://schemas.microsoft.com/office/drawing/2016/5/9/chartex" xmlns:cx4="http://schemas.microsoft.com/office/drawing/2016/5/10/chartex" xmlns:cx5="http://schemas.microsoft.com/office/drawing/2016/5/11/chartex" xmlns:cx6="http://schemas.microsoft.com/office/drawing/2016/5/12/chartex" xmlns:cx7="http://schemas.microsoft.com/office/drawing/2016/5/13/chartex" xmlns:cx8="http://schemas.microsoft.com/office/drawing/2016/5/14/chartex" xmlns:mc="http://schemas.openxmlformats.org/markup-compatibility/2006" xmlns:aink="http://schemas.microsoft.com/office/drawing/2016/ink" xmlns:am3d="http://schemas.microsoft.com/office/drawing/2017/model3d" xmlns:o="urn:schemas-microsoft-com:office:office" xmlns:oel="http://schemas.microsoft.com/office/2019/extlst" xmlns:r="http://schemas.openxmlformats.org/officeDocument/2006/relationships" xmlns:m="http://schemas.openxmlformats.org/officeDocument/2006/math" xmlns:v="urn:schemas-microsoft-com:vml" xmlns:wp14="http://schemas.microsoft.com/office/word/2010/wordprocessingDrawing" xmlns:wp="http://schemas.openxmlformats.org/drawingml/2006/wordprocessingDrawing" xmlns:w10="urn:schemas-microsoft-com:office:word" xmlns:w="http://schemas.openxmlformats.org/wordprocessingml/2006/main" xmlns:w14="http://schemas.microsoft.com/office/word/2010/wordml" xmlns:w15="http://schemas.microsoft.com/office/word/2012/wordml" xmlns:w16cex="http://schemas.microsoft.com/office/word/2018/wordml/cex" xmlns:w16cid="http://schemas.microsoft.com/office/word/2016/wordml/cid" xmlns:w16="http://schemas.microsoft.com/office/word/2018/wordml" xmlns:w16sdtdh="http://schemas.microsoft.com/office/word/2020/wordml/sdtdatahash" xmlns:w16se="http://schemas.microsoft.com/office/word/2015/wordml/symex" xmlns:wpg="http://schemas.microsoft.com/office/word/2010/wordprocessingGroup" xmlns:wpi="http://schemas.microsoft.com/office/word/2010/wordprocessingInk" xmlns:wne="http://schemas.microsoft.com/office/word/2006/wordml" xmlns:wps="http://schemas.microsoft.com/office/word/2010/wordprocessingShape" mc:Ignorable="w14 w15 w16se w16cid w16 w16cex w16sdtdh wp14">
+<w:hdr xmlns:wpc="http://schemas.microsoft.com/office/word/2010/wordprocessingCanvas" xmlns:cx="http://schemas.microsoft.com/office/drawing/2014/chartex" xmlns:cx1="http://schemas.microsoft.com/office/drawing/2015/9/8/chartex" xmlns:cx2="http://schemas.microsoft.com/office/drawing/2015/10/21/chartex" xmlns:cx3="http://schemas.microsoft.com/office/drawing/2016/5/9/chartex" xmlns:cx4="http://schemas.microsoft.com/office/drawing/2016/5/10/chartex" xmlns:cx5="http://schemas.microsoft.com/office/drawing/2016/5/11/chartex" xmlns:cx6="http://schemas.microsoft.com/office/drawing/2016/5/12/chartex" xmlns:cx7="http://schemas.microsoft.com/office/drawing/2016/5/13/chartex" xmlns:cx8="http://schemas.microsoft.com/office/drawing/2016/5/14/chartex" xmlns:mc="http://schemas.openxmlformats.org/markup-compatibility/2006" xmlns:aink="http://schemas.microsoft.com/office/drawing/2016/ink" xmlns:am3d="http://schemas.microsoft.com/office/drawing/2017/model3d" xmlns:o="urn:schemas-microsoft-com:office:office" xmlns:oel="http://schemas.microsoft.com/office/2019/extlst" xmlns:r="http://schemas.openxmlformats.org/officeDocument/2006/relationships" xmlns:m="http://schemas.openxmlformats.org/officeDocument/2006/math" xmlns:v="urn:schemas-microsoft-com:vml" xmlns:wp14="http://schemas.microsoft.com/office/word/2010/wordprocessingDrawing" xmlns:wp="http://schemas.openxmlformats.org/drawingml/2006/wordprocessingDrawing" xmlns:w10="urn:schemas-microsoft-com:office:word" xmlns:w="http://schemas.openxmlformats.org/wordprocessingml/2006/main" xmlns:w14="http://schemas.microsoft.com/office/word/2010/wordml" xmlns:w15="http://schemas.microsoft.com/office/word/2012/wordml" xmlns:w16cex="http://schemas.microsoft.com/office/word/2018/wordml/cex" xmlns:w16cid="http://schemas.microsoft.com/office/word/2016/wordml/cid" xmlns:w16="http://schemas.microsoft.com/office/word/2018/wordml" xmlns:w16du="http://schemas.microsoft.com/office/word/2023/wordml/word16du" xmlns:w16sdtdh="http://schemas.microsoft.com/office/word/2020/wordml/sdtdatahash" xmlns:w16sdtfl="http://schemas.microsoft.com/office/word/2024/wordml/sdtformatlock" xmlns:w16se="http://schemas.microsoft.com/office/word/2015/wordml/symex" xmlns:wpg="http://schemas.microsoft.com/office/word/2010/wordprocessingGroup" xmlns:wpi="http://schemas.microsoft.com/office/word/2010/wordprocessingInk" xmlns:wne="http://schemas.microsoft.com/office/word/2006/wordml" xmlns:wps="http://schemas.microsoft.com/office/word/2010/wordprocessingShape" mc:Ignorable="w14 w15 w16se w16cid w16 w16cex w16sdtdh w16sdtfl w16du wp14">
   <w:p/>
   <w:tbl>
     <w:tblPr>
@@ -4725,7 +4548,7 @@
 </file>
 
 <file path=word/numbering.xml><?xml version="1.0" encoding="utf-8"?>
-<w:numbering xmlns:wpc="http://schemas.microsoft.com/office/word/2010/wordprocessingCanvas" xmlns:cx="http://schemas.microsoft.com/office/drawing/2014/chartex" xmlns:cx1="http://schemas.microsoft.com/office/drawing/2015/9/8/chartex" xmlns:cx2="http://schemas.microsoft.com/office/drawing/2015/10/21/chartex" xmlns:cx3="http://schemas.microsoft.com/office/drawing/2016/5/9/chartex" xmlns:cx4="http://schemas.microsoft.com/office/drawing/2016/5/10/chartex" xmlns:cx5="http://schemas.microsoft.com/office/drawing/2016/5/11/chartex" xmlns:cx6="http://schemas.microsoft.com/office/drawing/2016/5/12/chartex" xmlns:cx7="http://schemas.microsoft.com/office/drawing/2016/5/13/chartex" xmlns:cx8="http://schemas.microsoft.com/office/drawing/2016/5/14/chartex" xmlns:mc="http://schemas.openxmlformats.org/markup-compatibility/2006" xmlns:aink="http://schemas.microsoft.com/office/drawing/2016/ink" xmlns:am3d="http://schemas.microsoft.com/office/drawing/2017/model3d" xmlns:o="urn:schemas-microsoft-com:office:office" xmlns:oel="http://schemas.microsoft.com/office/2019/extlst" xmlns:r="http://schemas.openxmlformats.org/officeDocument/2006/relationships" xmlns:m="http://schemas.openxmlformats.org/officeDocument/2006/math" xmlns:v="urn:schemas-microsoft-com:vml" xmlns:wp14="http://schemas.microsoft.com/office/word/2010/wordprocessingDrawing" xmlns:wp="http://schemas.openxmlformats.org/drawingml/2006/wordprocessingDrawing" xmlns:w10="urn:schemas-microsoft-com:office:word" xmlns:w="http://schemas.openxmlformats.org/wordprocessingml/2006/main" xmlns:w14="http://schemas.microsoft.com/office/word/2010/wordml" xmlns:w15="http://schemas.microsoft.com/office/word/2012/wordml" xmlns:w16cex="http://schemas.microsoft.com/office/word/2018/wordml/cex" xmlns:w16cid="http://schemas.microsoft.com/office/word/2016/wordml/cid" xmlns:w16="http://schemas.microsoft.com/office/word/2018/wordml" xmlns:w16sdtdh="http://schemas.microsoft.com/office/word/2020/wordml/sdtdatahash" xmlns:w16se="http://schemas.microsoft.com/office/word/2015/wordml/symex" xmlns:wpg="http://schemas.microsoft.com/office/word/2010/wordprocessingGroup" xmlns:wpi="http://schemas.microsoft.com/office/word/2010/wordprocessingInk" xmlns:wne="http://schemas.microsoft.com/office/word/2006/wordml" xmlns:wps="http://schemas.microsoft.com/office/word/2010/wordprocessingShape" mc:Ignorable="w14 w15 w16se w16cid w16 w16cex w16sdtdh wp14">
+<w:numbering xmlns:wpc="http://schemas.microsoft.com/office/word/2010/wordprocessingCanvas" xmlns:cx="http://schemas.microsoft.com/office/drawing/2014/chartex" xmlns:cx1="http://schemas.microsoft.com/office/drawing/2015/9/8/chartex" xmlns:cx2="http://schemas.microsoft.com/office/drawing/2015/10/21/chartex" xmlns:cx3="http://schemas.microsoft.com/office/drawing/2016/5/9/chartex" xmlns:cx4="http://schemas.microsoft.com/office/drawing/2016/5/10/chartex" xmlns:cx5="http://schemas.microsoft.com/office/drawing/2016/5/11/chartex" xmlns:cx6="http://schemas.microsoft.com/office/drawing/2016/5/12/chartex" xmlns:cx7="http://schemas.microsoft.com/office/drawing/2016/5/13/chartex" xmlns:cx8="http://schemas.microsoft.com/office/drawing/2016/5/14/chartex" xmlns:mc="http://schemas.openxmlformats.org/markup-compatibility/2006" xmlns:aink="http://schemas.microsoft.com/office/drawing/2016/ink" xmlns:am3d="http://schemas.microsoft.com/office/drawing/2017/model3d" xmlns:o="urn:schemas-microsoft-com:office:office" xmlns:oel="http://schemas.microsoft.com/office/2019/extlst" xmlns:r="http://schemas.openxmlformats.org/officeDocument/2006/relationships" xmlns:m="http://schemas.openxmlformats.org/officeDocument/2006/math" xmlns:v="urn:schemas-microsoft-com:vml" xmlns:wp14="http://schemas.microsoft.com/office/word/2010/wordprocessingDrawing" xmlns:wp="http://schemas.openxmlformats.org/drawingml/2006/wordprocessingDrawing" xmlns:w10="urn:schemas-microsoft-com:office:word" xmlns:w="http://schemas.openxmlformats.org/wordprocessingml/2006/main" xmlns:w14="http://schemas.microsoft.com/office/word/2010/wordml" xmlns:w15="http://schemas.microsoft.com/office/word/2012/wordml" xmlns:w16cex="http://schemas.microsoft.com/office/word/2018/wordml/cex" xmlns:w16cid="http://schemas.microsoft.com/office/word/2016/wordml/cid" xmlns:w16="http://schemas.microsoft.com/office/word/2018/wordml" xmlns:w16du="http://schemas.microsoft.com/office/word/2023/wordml/word16du" xmlns:w16sdtdh="http://schemas.microsoft.com/office/word/2020/wordml/sdtdatahash" xmlns:w16sdtfl="http://schemas.microsoft.com/office/word/2024/wordml/sdtformatlock" xmlns:w16se="http://schemas.microsoft.com/office/word/2015/wordml/symex" xmlns:wpg="http://schemas.microsoft.com/office/word/2010/wordprocessingGroup" xmlns:wpi="http://schemas.microsoft.com/office/word/2010/wordprocessingInk" xmlns:wne="http://schemas.microsoft.com/office/word/2006/wordml" xmlns:wps="http://schemas.microsoft.com/office/word/2010/wordprocessingShape" mc:Ignorable="w14 w15 w16se w16cid w16 w16cex w16sdtdh w16sdtfl w16du wp14">
   <w:abstractNum w:abstractNumId="0" w15:restartNumberingAfterBreak="0">
     <w:nsid w:val="FFFFFF1D"/>
     <w:multiLevelType w:val="multilevel"/>
@@ -7473,7 +7296,7 @@
 </file>
 
 <file path=word/styles.xml><?xml version="1.0" encoding="utf-8"?>
-<w:styles xmlns:mc="http://schemas.openxmlformats.org/markup-compatibility/2006" xmlns:r="http://schemas.openxmlformats.org/officeDocument/2006/relationships" xmlns:w="http://schemas.openxmlformats.org/wordprocessingml/2006/main" xmlns:w14="http://schemas.microsoft.com/office/word/2010/wordml" xmlns:w15="http://schemas.microsoft.com/office/word/2012/wordml" xmlns:w16cex="http://schemas.microsoft.com/office/word/2018/wordml/cex" xmlns:w16cid="http://schemas.microsoft.com/office/word/2016/wordml/cid" xmlns:w16="http://schemas.microsoft.com/office/word/2018/wordml" xmlns:w16sdtdh="http://schemas.microsoft.com/office/word/2020/wordml/sdtdatahash" xmlns:w16se="http://schemas.microsoft.com/office/word/2015/wordml/symex" mc:Ignorable="w14 w15 w16se w16cid w16 w16cex w16sdtdh">
+<w:styles xmlns:mc="http://schemas.openxmlformats.org/markup-compatibility/2006" xmlns:r="http://schemas.openxmlformats.org/officeDocument/2006/relationships" xmlns:w="http://schemas.openxmlformats.org/wordprocessingml/2006/main" xmlns:w14="http://schemas.microsoft.com/office/word/2010/wordml" xmlns:w15="http://schemas.microsoft.com/office/word/2012/wordml" xmlns:w16cex="http://schemas.microsoft.com/office/word/2018/wordml/cex" xmlns:w16cid="http://schemas.microsoft.com/office/word/2016/wordml/cid" xmlns:w16="http://schemas.microsoft.com/office/word/2018/wordml" xmlns:w16du="http://schemas.microsoft.com/office/word/2023/wordml/word16du" xmlns:w16sdtdh="http://schemas.microsoft.com/office/word/2020/wordml/sdtdatahash" xmlns:w16sdtfl="http://schemas.microsoft.com/office/word/2024/wordml/sdtformatlock" xmlns:w16se="http://schemas.microsoft.com/office/word/2015/wordml/symex" mc:Ignorable="w14 w15 w16se w16cid w16 w16cex w16sdtdh w16sdtfl w16du">
   <w:docDefaults>
     <w:rPrDefault>
       <w:rPr>
